--- a/module_keys/module-09-tissues-keys-to-success.docx
+++ b/module_keys/module-09-tissues-keys-to-success.docx
@@ -3,48 +3,299 @@
 <w:document xmlns:wpc="http://schemas.microsoft.com/office/word/2010/wordprocessingCanvas" xmlns:mo="http://schemas.microsoft.com/office/mac/office/2008/main" xmlns:mc="http://schemas.openxmlformats.org/markup-compatibility/2006" xmlns:mv="urn:schemas-microsoft-com:mac:vml" xmlns:o="urn:schemas-microsoft-com:office:office" xmlns:r="http://schemas.openxmlformats.org/officeDocument/2006/relationships" xmlns:m="http://schemas.openxmlformats.org/officeDocument/2006/math" xmlns:v="urn:schemas-microsoft-com:vml" xmlns:wp14="http://schemas.microsoft.com/office/word/2010/wordprocessingDrawing" xmlns:wp="http://schemas.openxmlformats.org/drawingml/2006/wordprocessingDrawing" xmlns:w10="urn:schemas-microsoft-com:office:word" xmlns:w="http://schemas.openxmlformats.org/wordprocessingml/2006/main" xmlns:w14="http://schemas.microsoft.com/office/word/2010/wordml" xmlns:wpg="http://schemas.microsoft.com/office/word/2010/wordprocessingGroup" xmlns:wpi="http://schemas.microsoft.com/office/word/2010/wordprocessingInk" xmlns:wne="http://schemas.microsoft.com/office/word/2006/wordml" xmlns:wps="http://schemas.microsoft.com/office/word/2010/wordprocessingShape" mc:Ignorable="w14 wp14">
   <w:body>
     <w:p>
+      <w:pPr>
+        <w:pStyle w:val="Heading1"/>
+      </w:pPr>
       <w:r>
         <w:t>Module 09: Tissues and the Animal Body — Keys to Success</w:t>
       </w:r>
     </w:p>
     <w:p>
+      <w:pPr>
+        <w:pStyle w:val="Heading2"/>
+      </w:pPr>
       <w:r>
         <w:t>Key Learning Objectives</w:t>
       </w:r>
     </w:p>
     <w:p>
+      <w:pPr>
+        <w:pStyle w:val="Heading3"/>
+      </w:pPr>
       <w:r>
         <w:t>1. Homeostasis and Osmoregulation</w:t>
       </w:r>
     </w:p>
     <w:p>
       <w:r>
-        <w:t>Define homeostasis and describe its role in maintaining a stable internal environment  Explain negative and positive feedback loops using biological examples  Define osmoregulation and explain how the body balances water and salt   2. Digestive System</w:t>
+        <w:t xml:space="preserve">• </w:t>
+      </w:r>
+      <w:r>
+        <w:t>Define homeostasis and describe its role in maintaining a stable internal environment</w:t>
       </w:r>
     </w:p>
     <w:p>
       <w:r>
-        <w:t>Describe the primary function of the digestive system  Identify the main organs of the digestive tract and their specific roles (mouth, stomach, small intestine, large intestine)  Explain the difference between mechanical and chemical digestion  Describe the role of accessory organs (liver, pancreas, gallbladder)   3. Circulatory and Respiratory Systems</w:t>
+        <w:t xml:space="preserve">• </w:t>
+      </w:r>
+      <w:r>
+        <w:t>Explain negative and positive feedback loops using biological examples</w:t>
       </w:r>
     </w:p>
     <w:p>
       <w:r>
-        <w:t>Explain the function of the circulatory system in transporting nutrients and waste  Describe the pathway of blood through the human heart and lungs  Differentiate between arteries, veins, and capillaries  Explain how the respiratory system facilitates gas exchange (oxygen and carbon dioxide)   4. Endocrine System</w:t>
+        <w:t xml:space="preserve">• </w:t>
+      </w:r>
+      <w:r>
+        <w:t>Define osmoregulation and explain how the body balances water and salt</w:t>
+      </w:r>
+    </w:p>
+    <w:p>
+      <w:pPr>
+        <w:pStyle w:val="Heading3"/>
+      </w:pPr>
+      <w:r>
+        <w:t>2. Digestive System</w:t>
       </w:r>
     </w:p>
     <w:p>
       <w:r>
-        <w:t>Define hormones and describe how the endocrine system uses them to communicate  Identify major endocrine glands (pituitary, thyroid, adrenal, pancreas) and their primary functions  Explain how the endocrine system works with the nervous system to maintain homeostasis   5. Musculoskeletal System</w:t>
+        <w:t xml:space="preserve">• </w:t>
+      </w:r>
+      <w:r>
+        <w:t>Describe the primary function of the digestive system</w:t>
       </w:r>
     </w:p>
     <w:p>
       <w:r>
-        <w:t>Describe the primary functions of the skeletal system (support, protection, movement, blood cell production)  Differentiate between the axial and appendicular skeleton  Differentiate between skeletal, smooth, and cardiac muscle tissue  Explain how muscles and bones work together to create movement   6. Nervous System</w:t>
+        <w:t xml:space="preserve">• </w:t>
+      </w:r>
+      <w:r>
+        <w:t>Identify the main organs of the digestive tract and their specific roles (mouth, stomach, small intestine, large intestine)</w:t>
       </w:r>
     </w:p>
     <w:p>
       <w:r>
-        <w:t>Describe the primary function of the nervous system in processing information  Differentiate between the central nervous system (CNS) and peripheral nervous system (PNS)  Identify the basic structure of a neuron and describe how signals are transmitted    Study Tips</w:t>
+        <w:t xml:space="preserve">• </w:t>
+      </w:r>
+      <w:r>
+        <w:t>Explain the difference between mechanical and chemical digestion</w:t>
+      </w:r>
+    </w:p>
+    <w:p>
+      <w:r>
+        <w:t xml:space="preserve">• </w:t>
+      </w:r>
+      <w:r>
+        <w:t>Describe the role of accessory organs (liver, pancreas, gallbladder)</w:t>
+      </w:r>
+    </w:p>
+    <w:p>
+      <w:pPr>
+        <w:pStyle w:val="Heading3"/>
+      </w:pPr>
+      <w:r>
+        <w:t>3. Circulatory and Respiratory Systems</w:t>
+      </w:r>
+    </w:p>
+    <w:p>
+      <w:r>
+        <w:t xml:space="preserve">• </w:t>
+      </w:r>
+      <w:r>
+        <w:t>Explain the function of the circulatory system in transporting nutrients and waste</w:t>
+      </w:r>
+    </w:p>
+    <w:p>
+      <w:r>
+        <w:t xml:space="preserve">• </w:t>
+      </w:r>
+      <w:r>
+        <w:t>Describe the pathway of blood through the human heart and lungs</w:t>
+      </w:r>
+    </w:p>
+    <w:p>
+      <w:r>
+        <w:t xml:space="preserve">• </w:t>
+      </w:r>
+      <w:r>
+        <w:t>Differentiate between arteries, veins, and capillaries</w:t>
+      </w:r>
+    </w:p>
+    <w:p>
+      <w:r>
+        <w:t xml:space="preserve">• </w:t>
+      </w:r>
+      <w:r>
+        <w:t>Explain how the respiratory system facilitates gas exchange (oxygen and carbon dioxide)</w:t>
+      </w:r>
+    </w:p>
+    <w:p>
+      <w:pPr>
+        <w:pStyle w:val="Heading3"/>
+      </w:pPr>
+      <w:r>
+        <w:t>4. Endocrine System</w:t>
+      </w:r>
+    </w:p>
+    <w:p>
+      <w:r>
+        <w:t xml:space="preserve">• </w:t>
+      </w:r>
+      <w:r>
+        <w:t>Define hormones and describe how the endocrine system uses them to communicate</w:t>
+      </w:r>
+    </w:p>
+    <w:p>
+      <w:r>
+        <w:t xml:space="preserve">• </w:t>
+      </w:r>
+      <w:r>
+        <w:t>Identify major endocrine glands (pituitary, thyroid, adrenal, pancreas) and their primary functions</w:t>
+      </w:r>
+    </w:p>
+    <w:p>
+      <w:r>
+        <w:t xml:space="preserve">• </w:t>
+      </w:r>
+      <w:r>
+        <w:t>Explain how the endocrine system works with the nervous system to maintain homeostasis</w:t>
+      </w:r>
+    </w:p>
+    <w:p>
+      <w:pPr>
+        <w:pStyle w:val="Heading3"/>
+      </w:pPr>
+      <w:r>
+        <w:t>5. Musculoskeletal System</w:t>
+      </w:r>
+    </w:p>
+    <w:p>
+      <w:r>
+        <w:t xml:space="preserve">• </w:t>
+      </w:r>
+      <w:r>
+        <w:t>Describe the primary functions of the skeletal system (support, protection, movement, blood cell production)</w:t>
+      </w:r>
+    </w:p>
+    <w:p>
+      <w:r>
+        <w:t xml:space="preserve">• </w:t>
+      </w:r>
+      <w:r>
+        <w:t>Differentiate between the axial and appendicular skeleton</w:t>
+      </w:r>
+    </w:p>
+    <w:p>
+      <w:r>
+        <w:t xml:space="preserve">• </w:t>
+      </w:r>
+      <w:r>
+        <w:t>Differentiate between skeletal, smooth, and cardiac muscle tissue</w:t>
+      </w:r>
+    </w:p>
+    <w:p>
+      <w:r>
+        <w:t xml:space="preserve">• </w:t>
+      </w:r>
+      <w:r>
+        <w:t>Explain how muscles and bones work together to create movement</w:t>
+      </w:r>
+    </w:p>
+    <w:p>
+      <w:pPr>
+        <w:pStyle w:val="Heading3"/>
+      </w:pPr>
+      <w:r>
+        <w:t>6. Nervous System</w:t>
+      </w:r>
+    </w:p>
+    <w:p>
+      <w:r>
+        <w:t xml:space="preserve">• </w:t>
+      </w:r>
+      <w:r>
+        <w:t>Describe the primary function of the nervous system in processing information</w:t>
+      </w:r>
+    </w:p>
+    <w:p>
+      <w:r>
+        <w:t xml:space="preserve">• </w:t>
+      </w:r>
+      <w:r>
+        <w:t>Differentiate between the central nervous system (CNS) and peripheral nervous system (PNS)</w:t>
+      </w:r>
+    </w:p>
+    <w:p>
+      <w:r>
+        <w:t xml:space="preserve">• </w:t>
+      </w:r>
+      <w:r>
+        <w:t>Identify the basic structure of a neuron and describe how signals are transmitted</w:t>
+      </w:r>
+    </w:p>
+    <w:p>
+      <w:pPr>
+        <w:pStyle w:val="Heading2"/>
+      </w:pPr>
+      <w:r>
+        <w:t>Study Tips</w:t>
+      </w:r>
+    </w:p>
+    <w:p>
+      <w:r>
+        <w:t xml:space="preserve">1. </w:t>
+      </w:r>
+      <w:r>
+        <w:rPr>
+          <w:b/>
+        </w:rPr>
+        <w:t>Focus on Function:</w:t>
+      </w:r>
+      <w:r>
+        <w:t xml:space="preserve"> For each organ system, always ask yourself: "What is the primary job of this system?"</w:t>
+      </w:r>
+    </w:p>
+    <w:p>
+      <w:r>
+        <w:t xml:space="preserve">2. </w:t>
+      </w:r>
+      <w:r>
+        <w:rPr>
+          <w:b/>
+        </w:rPr>
+        <w:t>Connect the Systems:</w:t>
+      </w:r>
+      <w:r>
+        <w:t xml:space="preserve"> Think about how the respiratory system connects to the circulatory system, or how the nervous system controls the musculoskeletal system.</w:t>
+      </w:r>
+    </w:p>
+    <w:p>
+      <w:r>
+        <w:t xml:space="preserve">3. </w:t>
+      </w:r>
+      <w:r>
+        <w:rPr>
+          <w:b/>
+        </w:rPr>
+        <w:t>Use Analogies:</w:t>
+      </w:r>
+      <w:r>
+        <w:t xml:space="preserve"> Think of the circulatory system as a delivery network or the nervous system as a computer's wiring.</w:t>
+      </w:r>
+    </w:p>
+    <w:p>
+      <w:r>
+        <w:t xml:space="preserve">4. </w:t>
+      </w:r>
+      <w:r>
+        <w:rPr>
+          <w:b/>
+        </w:rPr>
+        <w:t>Draw Diagrams:</w:t>
+      </w:r>
+      <w:r>
+        <w:t xml:space="preserve"> Sketching the path of food through the digestive tract or blood through the heart is highly effective.</w:t>
       </w:r>
     </w:p>
     <w:sectPr>
